--- a/docs/digests/2026-09-10.docx
+++ b/docs/digests/2026-09-10.docx
@@ -68,7 +68,7 @@
         <w:pStyle w:val="FirstParagraph"/>
       </w:pPr>
       <w:r>
-        <w:t xml:space="preserve">I hovered over the Library button and got nothing. The pane buttons carried no description at all, and twenty-six of the ribbon buttons carried only their own name. Both answer the same way now: the name, then a sentence saying what it is for — fourteen of them lifted word for word from the manual, so the two cannot drift apart.</w:t>
+        <w:t xml:space="preserve">I hovered over the Library button and got nothing. The pane buttons carried no description at all, and twenty-eight of the ribbon buttons carried only their own name. Both answer the same way now: the name, then a sentence saying what it is for — fourteen of them lifted word for word from the manual, so the two cannot drift apart.</w:t>
       </w:r>
     </w:p>
     <w:bookmarkEnd w:id="9"/>
@@ -198,7 +198,7 @@
       <w:r>
         <w:drawing>
           <wp:inline>
-            <wp:extent cx="5334000" cy="3276600"/>
+            <wp:extent cx="5266178" cy="3231518"/>
             <wp:effectExtent b="0" l="0" r="0" t="0"/>
             <wp:docPr descr="Two mantras entered as Tibetan script, read back in every notation." title="" id="14" name="Picture"/>
             <a:graphic>
@@ -219,7 +219,7 @@
                   <pic:spPr bwMode="auto">
                     <a:xfrm>
                       <a:off x="0" y="0"/>
-                      <a:ext cx="5334000" cy="3276600"/>
+                      <a:ext cx="5266178" cy="3231518"/>
                     </a:xfrm>
                     <a:prstGeom prst="rect">
                       <a:avLst/>
@@ -353,7 +353,7 @@
       <w:r>
         <w:drawing>
           <wp:inline>
-            <wp:extent cx="5334000" cy="3429000"/>
+            <wp:extent cx="5266178" cy="3384716"/>
             <wp:effectExtent b="0" l="0" r="0" t="0"/>
             <wp:docPr descr="A drill as it now stands: the whole segment, English in proportion, no source code, no tell." title="" id="18" name="Picture"/>
             <a:graphic>
@@ -374,7 +374,7 @@
                   <pic:spPr bwMode="auto">
                     <a:xfrm>
                       <a:off x="0" y="0"/>
-                      <a:ext cx="5334000" cy="3429000"/>
+                      <a:ext cx="5266178" cy="3384716"/>
                     </a:xfrm>
                     <a:prstGeom prst="rect">
                       <a:avLst/>
@@ -440,7 +440,7 @@
         <w:pStyle w:val="FirstParagraph"/>
       </w:pPr>
       <w:r>
-        <w:t xml:space="preserve">The drills and the trainer now run as an iPhone app. The whole core compiled for a real device unchanged — seventy-seven files, no edits.</w:t>
+        <w:t xml:space="preserve">The drills and the trainer now run as an iPhone app. The whole core compiled for a real device unchanged — seventy-eight files, no edits.</w:t>
       </w:r>
     </w:p>
     <w:p>
@@ -450,7 +450,7 @@
       <w:r>
         <w:drawing>
           <wp:inline>
-            <wp:extent cx="5334000" cy="11596805"/>
+            <wp:extent cx="5266178" cy="11446756"/>
             <wp:effectExtent b="0" l="0" r="0" t="0"/>
             <wp:docPr descr="The Trainer on iPhone: read the passage, then reveal one layer at a time." title="" id="22" name="Picture"/>
             <a:graphic>
@@ -471,7 +471,7 @@
                   <pic:spPr bwMode="auto">
                     <a:xfrm>
                       <a:off x="0" y="0"/>
-                      <a:ext cx="5334000" cy="11596805"/>
+                      <a:ext cx="5266178" cy="11446756"/>
                     </a:xfrm>
                     <a:prstGeom prst="rect">
                       <a:avLst/>
@@ -810,7 +810,7 @@
               <w:pStyle w:val="Compact"/>
             </w:pPr>
             <w:r>
-              <w:t xml:space="preserve">77 of 77</w:t>
+              <w:t xml:space="preserve">78 of 78</w:t>
             </w:r>
           </w:p>
         </w:tc>
